--- a/AWS-Azure-Cost-Comparison-Report.docx
+++ b/AWS-Azure-Cost-Comparison-Report.docx
@@ -8004,6 +8004,2074 @@
           <w:szCs w:val="20"/>
         </w:rPr>
         <w:t xml:space="preserve">AWS is approximately $5.28/month (10.5%) cheaper for equivalent Linux workloads at On-Demand pricing. This gap is driven primarily by Azure's Managed Disk minimum tier structure ($9.61 vs $4.00 for 50 GB of storage).</w:t>
+      </w:r>
+    </w:p>
+    <w:p>
+      <w:pPr>
+        <w:spacing w:after="0" w:before="120"/>
+      </w:pPr>
+      <w:r>
+        <w:rPr>
+          <w:sz w:val="20"/>
+          <w:szCs w:val="20"/>
+        </w:rPr>
+        <w:t xml:space="preserve"/>
+      </w:r>
+    </w:p>
+    <w:p>
+      <w:pPr>
+        <w:pStyle w:val="Heading2"/>
+        <w:spacing w:after="120" w:before="240"/>
+      </w:pPr>
+      <w:r>
+        <w:rPr>
+          <w:rFonts w:ascii="Arial" w:cs="Arial" w:eastAsia="Arial" w:hAnsi="Arial"/>
+          <w:b/>
+          <w:bCs/>
+          <w:color w:val="2B6CB0"/>
+          <w:sz w:val="26"/>
+          <w:szCs w:val="26"/>
+        </w:rPr>
+        <w:t xml:space="preserve">6.2 Service Category Percentage Differences (US East, Linux, On-Demand)</w:t>
+      </w:r>
+    </w:p>
+    <w:tbl>
+      <w:tblPr>
+        <w:tblW w:type="dxa" w:w="9360"/>
+        <w:tblBorders>
+          <w:top w:val="single" w:color="auto" w:sz="4"/>
+          <w:left w:val="single" w:color="auto" w:sz="4"/>
+          <w:bottom w:val="single" w:color="auto" w:sz="4"/>
+          <w:right w:val="single" w:color="auto" w:sz="4"/>
+          <w:insideH w:val="single" w:color="auto" w:sz="4"/>
+          <w:insideV w:val="single" w:color="auto" w:sz="4"/>
+        </w:tblBorders>
+      </w:tblPr>
+      <w:tblGrid>
+        <w:gridCol w:w="2520"/>
+        <w:gridCol w:w="1440"/>
+        <w:gridCol w:w="1440"/>
+        <w:gridCol w:w="1440"/>
+        <w:gridCol w:w="2520"/>
+      </w:tblGrid>
+      <w:tr>
+        <w:tc>
+          <w:tcPr>
+            <w:tcW w:type="dxa" w:w="2520"/>
+            <w:tcBorders>
+              <w:top w:val="single" w:color="CBD5E0" w:sz="1"/>
+              <w:left w:val="single" w:color="CBD5E0" w:sz="1"/>
+              <w:bottom w:val="single" w:color="CBD5E0" w:sz="1"/>
+              <w:right w:val="single" w:color="CBD5E0" w:sz="1"/>
+            </w:tcBorders>
+            <w:shd w:fill="2B6CB0" w:val="clear"/>
+            <w:tcMar>
+              <w:top w:type="dxa" w:w="80"/>
+              <w:left w:type="dxa" w:w="120"/>
+              <w:bottom w:type="dxa" w:w="80"/>
+              <w:right w:type="dxa" w:w="120"/>
+            </w:tcMar>
+          </w:tcPr>
+          <w:p>
+            <w:pPr>
+              <w:jc w:val="left"/>
+            </w:pPr>
+            <w:r>
+              <w:rPr>
+                <w:rFonts w:ascii="Arial" w:cs="Arial" w:eastAsia="Arial" w:hAnsi="Arial"/>
+                <w:b/>
+                <w:bCs/>
+                <w:color w:val="FFFFFF"/>
+                <w:sz w:val="18"/>
+                <w:szCs w:val="18"/>
+              </w:rPr>
+              <w:t xml:space="preserve">Service Category</w:t>
+            </w:r>
+          </w:p>
+        </w:tc>
+        <w:tc>
+          <w:tcPr>
+            <w:tcW w:type="dxa" w:w="1440"/>
+            <w:tcBorders>
+              <w:top w:val="single" w:color="CBD5E0" w:sz="1"/>
+              <w:left w:val="single" w:color="CBD5E0" w:sz="1"/>
+              <w:bottom w:val="single" w:color="CBD5E0" w:sz="1"/>
+              <w:right w:val="single" w:color="CBD5E0" w:sz="1"/>
+            </w:tcBorders>
+            <w:shd w:fill="2B6CB0" w:val="clear"/>
+            <w:tcMar>
+              <w:top w:type="dxa" w:w="80"/>
+              <w:left w:type="dxa" w:w="120"/>
+              <w:bottom w:type="dxa" w:w="80"/>
+              <w:right w:type="dxa" w:w="120"/>
+            </w:tcMar>
+          </w:tcPr>
+          <w:p>
+            <w:pPr>
+              <w:jc w:val="left"/>
+            </w:pPr>
+            <w:r>
+              <w:rPr>
+                <w:rFonts w:ascii="Arial" w:cs="Arial" w:eastAsia="Arial" w:hAnsi="Arial"/>
+                <w:b/>
+                <w:bCs/>
+                <w:color w:val="FFFFFF"/>
+                <w:sz w:val="18"/>
+                <w:szCs w:val="18"/>
+              </w:rPr>
+              <w:t xml:space="preserve">AWS Cost</w:t>
+            </w:r>
+          </w:p>
+        </w:tc>
+        <w:tc>
+          <w:tcPr>
+            <w:tcW w:type="dxa" w:w="1440"/>
+            <w:tcBorders>
+              <w:top w:val="single" w:color="CBD5E0" w:sz="1"/>
+              <w:left w:val="single" w:color="CBD5E0" w:sz="1"/>
+              <w:bottom w:val="single" w:color="CBD5E0" w:sz="1"/>
+              <w:right w:val="single" w:color="CBD5E0" w:sz="1"/>
+            </w:tcBorders>
+            <w:shd w:fill="2B6CB0" w:val="clear"/>
+            <w:tcMar>
+              <w:top w:type="dxa" w:w="80"/>
+              <w:left w:type="dxa" w:w="120"/>
+              <w:bottom w:type="dxa" w:w="80"/>
+              <w:right w:type="dxa" w:w="120"/>
+            </w:tcMar>
+          </w:tcPr>
+          <w:p>
+            <w:pPr>
+              <w:jc w:val="left"/>
+            </w:pPr>
+            <w:r>
+              <w:rPr>
+                <w:rFonts w:ascii="Arial" w:cs="Arial" w:eastAsia="Arial" w:hAnsi="Arial"/>
+                <w:b/>
+                <w:bCs/>
+                <w:color w:val="FFFFFF"/>
+                <w:sz w:val="18"/>
+                <w:szCs w:val="18"/>
+              </w:rPr>
+              <w:t xml:space="preserve">Azure Cost</w:t>
+            </w:r>
+          </w:p>
+        </w:tc>
+        <w:tc>
+          <w:tcPr>
+            <w:tcW w:type="dxa" w:w="1440"/>
+            <w:tcBorders>
+              <w:top w:val="single" w:color="CBD5E0" w:sz="1"/>
+              <w:left w:val="single" w:color="CBD5E0" w:sz="1"/>
+              <w:bottom w:val="single" w:color="CBD5E0" w:sz="1"/>
+              <w:right w:val="single" w:color="CBD5E0" w:sz="1"/>
+            </w:tcBorders>
+            <w:shd w:fill="2B6CB0" w:val="clear"/>
+            <w:tcMar>
+              <w:top w:type="dxa" w:w="80"/>
+              <w:left w:type="dxa" w:w="120"/>
+              <w:bottom w:type="dxa" w:w="80"/>
+              <w:right w:type="dxa" w:w="120"/>
+            </w:tcMar>
+          </w:tcPr>
+          <w:p>
+            <w:pPr>
+              <w:jc w:val="left"/>
+            </w:pPr>
+            <w:r>
+              <w:rPr>
+                <w:rFonts w:ascii="Arial" w:cs="Arial" w:eastAsia="Arial" w:hAnsi="Arial"/>
+                <w:b/>
+                <w:bCs/>
+                <w:color w:val="FFFFFF"/>
+                <w:sz w:val="18"/>
+                <w:szCs w:val="18"/>
+              </w:rPr>
+              <w:t xml:space="preserve">Difference</w:t>
+            </w:r>
+          </w:p>
+        </w:tc>
+        <w:tc>
+          <w:tcPr>
+            <w:tcW w:type="dxa" w:w="2520"/>
+            <w:tcBorders>
+              <w:top w:val="single" w:color="CBD5E0" w:sz="1"/>
+              <w:left w:val="single" w:color="CBD5E0" w:sz="1"/>
+              <w:bottom w:val="single" w:color="CBD5E0" w:sz="1"/>
+              <w:right w:val="single" w:color="CBD5E0" w:sz="1"/>
+            </w:tcBorders>
+            <w:shd w:fill="2B6CB0" w:val="clear"/>
+            <w:tcMar>
+              <w:top w:type="dxa" w:w="80"/>
+              <w:left w:type="dxa" w:w="120"/>
+              <w:bottom w:type="dxa" w:w="80"/>
+              <w:right w:type="dxa" w:w="120"/>
+            </w:tcMar>
+          </w:tcPr>
+          <w:p>
+            <w:pPr>
+              <w:jc w:val="left"/>
+            </w:pPr>
+            <w:r>
+              <w:rPr>
+                <w:rFonts w:ascii="Arial" w:cs="Arial" w:eastAsia="Arial" w:hAnsi="Arial"/>
+                <w:b/>
+                <w:bCs/>
+                <w:color w:val="FFFFFF"/>
+                <w:sz w:val="18"/>
+                <w:szCs w:val="18"/>
+              </w:rPr>
+              <w:t xml:space="preserve">% Diff</w:t>
+            </w:r>
+          </w:p>
+        </w:tc>
+      </w:tr>
+      <w:tr>
+        <w:tc>
+          <w:tcPr>
+            <w:tcW w:type="dxa" w:w="2520"/>
+            <w:tcBorders>
+              <w:top w:val="single" w:color="CBD5E0" w:sz="1"/>
+              <w:left w:val="single" w:color="CBD5E0" w:sz="1"/>
+              <w:bottom w:val="single" w:color="CBD5E0" w:sz="1"/>
+              <w:right w:val="single" w:color="CBD5E0" w:sz="1"/>
+            </w:tcBorders>
+            <w:shd w:fill="FFFFFF" w:val="clear"/>
+            <w:tcMar>
+              <w:top w:type="dxa" w:w="80"/>
+              <w:left w:type="dxa" w:w="120"/>
+              <w:bottom w:type="dxa" w:w="80"/>
+              <w:right w:type="dxa" w:w="120"/>
+            </w:tcMar>
+          </w:tcPr>
+          <w:p>
+            <w:pPr>
+              <w:jc w:val="left"/>
+            </w:pPr>
+            <w:r>
+              <w:rPr>
+                <w:rFonts w:ascii="Arial" w:cs="Arial" w:eastAsia="Arial" w:hAnsi="Arial"/>
+                <w:b/>
+                <w:bCs/>
+                <w:color w:val="2D3748"/>
+                <w:sz w:val="18"/>
+                <w:szCs w:val="18"/>
+              </w:rPr>
+              <w:t xml:space="preserve">Compute (VM/EC2)</w:t>
+            </w:r>
+          </w:p>
+        </w:tc>
+        <w:tc>
+          <w:tcPr>
+            <w:tcW w:type="dxa" w:w="1440"/>
+            <w:tcBorders>
+              <w:top w:val="single" w:color="CBD5E0" w:sz="1"/>
+              <w:left w:val="single" w:color="CBD5E0" w:sz="1"/>
+              <w:bottom w:val="single" w:color="CBD5E0" w:sz="1"/>
+              <w:right w:val="single" w:color="CBD5E0" w:sz="1"/>
+            </w:tcBorders>
+            <w:shd w:fill="FFFFFF" w:val="clear"/>
+            <w:tcMar>
+              <w:top w:type="dxa" w:w="80"/>
+              <w:left w:type="dxa" w:w="120"/>
+              <w:bottom w:type="dxa" w:w="80"/>
+              <w:right w:type="dxa" w:w="120"/>
+            </w:tcMar>
+          </w:tcPr>
+          <w:p>
+            <w:pPr>
+              <w:jc w:val="left"/>
+            </w:pPr>
+            <w:r>
+              <w:rPr>
+                <w:rFonts w:ascii="Arial" w:cs="Arial" w:eastAsia="Arial" w:hAnsi="Arial"/>
+                <w:b w:val="false"/>
+                <w:bCs w:val="false"/>
+                <w:color w:val="2D3748"/>
+                <w:sz w:val="18"/>
+                <w:szCs w:val="18"/>
+              </w:rPr>
+              <w:t xml:space="preserve">$30.37</w:t>
+            </w:r>
+          </w:p>
+        </w:tc>
+        <w:tc>
+          <w:tcPr>
+            <w:tcW w:type="dxa" w:w="1440"/>
+            <w:tcBorders>
+              <w:top w:val="single" w:color="CBD5E0" w:sz="1"/>
+              <w:left w:val="single" w:color="CBD5E0" w:sz="1"/>
+              <w:bottom w:val="single" w:color="CBD5E0" w:sz="1"/>
+              <w:right w:val="single" w:color="CBD5E0" w:sz="1"/>
+            </w:tcBorders>
+            <w:shd w:fill="FFFFFF" w:val="clear"/>
+            <w:tcMar>
+              <w:top w:type="dxa" w:w="80"/>
+              <w:left w:type="dxa" w:w="120"/>
+              <w:bottom w:type="dxa" w:w="80"/>
+              <w:right w:type="dxa" w:w="120"/>
+            </w:tcMar>
+          </w:tcPr>
+          <w:p>
+            <w:pPr>
+              <w:jc w:val="left"/>
+            </w:pPr>
+            <w:r>
+              <w:rPr>
+                <w:rFonts w:ascii="Arial" w:cs="Arial" w:eastAsia="Arial" w:hAnsi="Arial"/>
+                <w:b w:val="false"/>
+                <w:bCs w:val="false"/>
+                <w:color w:val="2D3748"/>
+                <w:sz w:val="18"/>
+                <w:szCs w:val="18"/>
+              </w:rPr>
+              <w:t xml:space="preserve">$30.37</w:t>
+            </w:r>
+          </w:p>
+        </w:tc>
+        <w:tc>
+          <w:tcPr>
+            <w:tcW w:type="dxa" w:w="1440"/>
+            <w:tcBorders>
+              <w:top w:val="single" w:color="CBD5E0" w:sz="1"/>
+              <w:left w:val="single" w:color="CBD5E0" w:sz="1"/>
+              <w:bottom w:val="single" w:color="CBD5E0" w:sz="1"/>
+              <w:right w:val="single" w:color="CBD5E0" w:sz="1"/>
+            </w:tcBorders>
+            <w:shd w:fill="FFFFFF" w:val="clear"/>
+            <w:tcMar>
+              <w:top w:type="dxa" w:w="80"/>
+              <w:left w:type="dxa" w:w="120"/>
+              <w:bottom w:type="dxa" w:w="80"/>
+              <w:right w:type="dxa" w:w="120"/>
+            </w:tcMar>
+          </w:tcPr>
+          <w:p>
+            <w:pPr>
+              <w:jc w:val="left"/>
+            </w:pPr>
+            <w:r>
+              <w:rPr>
+                <w:rFonts w:ascii="Arial" w:cs="Arial" w:eastAsia="Arial" w:hAnsi="Arial"/>
+                <w:b w:val="false"/>
+                <w:bCs w:val="false"/>
+                <w:color w:val="2D3748"/>
+                <w:sz w:val="18"/>
+                <w:szCs w:val="18"/>
+              </w:rPr>
+              <w:t xml:space="preserve">$0.00</w:t>
+            </w:r>
+          </w:p>
+        </w:tc>
+        <w:tc>
+          <w:tcPr>
+            <w:tcW w:type="dxa" w:w="2520"/>
+            <w:tcBorders>
+              <w:top w:val="single" w:color="CBD5E0" w:sz="1"/>
+              <w:left w:val="single" w:color="CBD5E0" w:sz="1"/>
+              <w:bottom w:val="single" w:color="CBD5E0" w:sz="1"/>
+              <w:right w:val="single" w:color="CBD5E0" w:sz="1"/>
+            </w:tcBorders>
+            <w:shd w:fill="FFFFFF" w:val="clear"/>
+            <w:tcMar>
+              <w:top w:type="dxa" w:w="80"/>
+              <w:left w:type="dxa" w:w="120"/>
+              <w:bottom w:type="dxa" w:w="80"/>
+              <w:right w:type="dxa" w:w="120"/>
+            </w:tcMar>
+          </w:tcPr>
+          <w:p>
+            <w:pPr>
+              <w:jc w:val="left"/>
+            </w:pPr>
+            <w:r>
+              <w:rPr>
+                <w:rFonts w:ascii="Arial" w:cs="Arial" w:eastAsia="Arial" w:hAnsi="Arial"/>
+                <w:b w:val="false"/>
+                <w:bCs w:val="false"/>
+                <w:color w:val="2D3748"/>
+                <w:sz w:val="18"/>
+                <w:szCs w:val="18"/>
+              </w:rPr>
+              <w:t xml:space="preserve">0% identical</w:t>
+            </w:r>
+          </w:p>
+        </w:tc>
+      </w:tr>
+      <w:tr>
+        <w:tc>
+          <w:tcPr>
+            <w:tcW w:type="dxa" w:w="2520"/>
+            <w:tcBorders>
+              <w:top w:val="single" w:color="CBD5E0" w:sz="1"/>
+              <w:left w:val="single" w:color="CBD5E0" w:sz="1"/>
+              <w:bottom w:val="single" w:color="CBD5E0" w:sz="1"/>
+              <w:right w:val="single" w:color="CBD5E0" w:sz="1"/>
+            </w:tcBorders>
+            <w:shd w:fill="F7FAFC" w:val="clear"/>
+            <w:tcMar>
+              <w:top w:type="dxa" w:w="80"/>
+              <w:left w:type="dxa" w:w="120"/>
+              <w:bottom w:type="dxa" w:w="80"/>
+              <w:right w:type="dxa" w:w="120"/>
+            </w:tcMar>
+          </w:tcPr>
+          <w:p>
+            <w:pPr>
+              <w:jc w:val="left"/>
+            </w:pPr>
+            <w:r>
+              <w:rPr>
+                <w:rFonts w:ascii="Arial" w:cs="Arial" w:eastAsia="Arial" w:hAnsi="Arial"/>
+                <w:b/>
+                <w:bCs/>
+                <w:color w:val="2D3748"/>
+                <w:sz w:val="18"/>
+                <w:szCs w:val="18"/>
+              </w:rPr>
+              <w:t xml:space="preserve">OS Disk Storage</w:t>
+            </w:r>
+          </w:p>
+        </w:tc>
+        <w:tc>
+          <w:tcPr>
+            <w:tcW w:type="dxa" w:w="1440"/>
+            <w:tcBorders>
+              <w:top w:val="single" w:color="CBD5E0" w:sz="1"/>
+              <w:left w:val="single" w:color="CBD5E0" w:sz="1"/>
+              <w:bottom w:val="single" w:color="CBD5E0" w:sz="1"/>
+              <w:right w:val="single" w:color="CBD5E0" w:sz="1"/>
+            </w:tcBorders>
+            <w:shd w:fill="F7FAFC" w:val="clear"/>
+            <w:tcMar>
+              <w:top w:type="dxa" w:w="80"/>
+              <w:left w:type="dxa" w:w="120"/>
+              <w:bottom w:type="dxa" w:w="80"/>
+              <w:right w:type="dxa" w:w="120"/>
+            </w:tcMar>
+          </w:tcPr>
+          <w:p>
+            <w:pPr>
+              <w:jc w:val="left"/>
+            </w:pPr>
+            <w:r>
+              <w:rPr>
+                <w:rFonts w:ascii="Arial" w:cs="Arial" w:eastAsia="Arial" w:hAnsi="Arial"/>
+                <w:b w:val="false"/>
+                <w:bCs w:val="false"/>
+                <w:color w:val="2D3748"/>
+                <w:sz w:val="18"/>
+                <w:szCs w:val="18"/>
+              </w:rPr>
+              <w:t xml:space="preserve">$4.00</w:t>
+            </w:r>
+          </w:p>
+        </w:tc>
+        <w:tc>
+          <w:tcPr>
+            <w:tcW w:type="dxa" w:w="1440"/>
+            <w:tcBorders>
+              <w:top w:val="single" w:color="CBD5E0" w:sz="1"/>
+              <w:left w:val="single" w:color="CBD5E0" w:sz="1"/>
+              <w:bottom w:val="single" w:color="CBD5E0" w:sz="1"/>
+              <w:right w:val="single" w:color="CBD5E0" w:sz="1"/>
+            </w:tcBorders>
+            <w:shd w:fill="F7FAFC" w:val="clear"/>
+            <w:tcMar>
+              <w:top w:type="dxa" w:w="80"/>
+              <w:left w:type="dxa" w:w="120"/>
+              <w:bottom w:type="dxa" w:w="80"/>
+              <w:right w:type="dxa" w:w="120"/>
+            </w:tcMar>
+          </w:tcPr>
+          <w:p>
+            <w:pPr>
+              <w:jc w:val="left"/>
+            </w:pPr>
+            <w:r>
+              <w:rPr>
+                <w:rFonts w:ascii="Arial" w:cs="Arial" w:eastAsia="Arial" w:hAnsi="Arial"/>
+                <w:b w:val="false"/>
+                <w:bCs w:val="false"/>
+                <w:color w:val="2D3748"/>
+                <w:sz w:val="18"/>
+                <w:szCs w:val="18"/>
+              </w:rPr>
+              <w:t xml:space="preserve">$9.61</w:t>
+            </w:r>
+          </w:p>
+        </w:tc>
+        <w:tc>
+          <w:tcPr>
+            <w:tcW w:type="dxa" w:w="1440"/>
+            <w:tcBorders>
+              <w:top w:val="single" w:color="CBD5E0" w:sz="1"/>
+              <w:left w:val="single" w:color="CBD5E0" w:sz="1"/>
+              <w:bottom w:val="single" w:color="CBD5E0" w:sz="1"/>
+              <w:right w:val="single" w:color="CBD5E0" w:sz="1"/>
+            </w:tcBorders>
+            <w:shd w:fill="F7FAFC" w:val="clear"/>
+            <w:tcMar>
+              <w:top w:type="dxa" w:w="80"/>
+              <w:left w:type="dxa" w:w="120"/>
+              <w:bottom w:type="dxa" w:w="80"/>
+              <w:right w:type="dxa" w:w="120"/>
+            </w:tcMar>
+          </w:tcPr>
+          <w:p>
+            <w:pPr>
+              <w:jc w:val="left"/>
+            </w:pPr>
+            <w:r>
+              <w:rPr>
+                <w:rFonts w:ascii="Arial" w:cs="Arial" w:eastAsia="Arial" w:hAnsi="Arial"/>
+                <w:b w:val="false"/>
+                <w:bCs w:val="false"/>
+                <w:color w:val="2D3748"/>
+                <w:sz w:val="18"/>
+                <w:szCs w:val="18"/>
+              </w:rPr>
+              <w:t xml:space="preserve">+$5.61</w:t>
+            </w:r>
+          </w:p>
+        </w:tc>
+        <w:tc>
+          <w:tcPr>
+            <w:tcW w:type="dxa" w:w="2520"/>
+            <w:tcBorders>
+              <w:top w:val="single" w:color="CBD5E0" w:sz="1"/>
+              <w:left w:val="single" w:color="CBD5E0" w:sz="1"/>
+              <w:bottom w:val="single" w:color="CBD5E0" w:sz="1"/>
+              <w:right w:val="single" w:color="CBD5E0" w:sz="1"/>
+            </w:tcBorders>
+            <w:shd w:fill="F7FAFC" w:val="clear"/>
+            <w:tcMar>
+              <w:top w:type="dxa" w:w="80"/>
+              <w:left w:type="dxa" w:w="120"/>
+              <w:bottom w:type="dxa" w:w="80"/>
+              <w:right w:type="dxa" w:w="120"/>
+            </w:tcMar>
+          </w:tcPr>
+          <w:p>
+            <w:pPr>
+              <w:jc w:val="left"/>
+            </w:pPr>
+            <w:r>
+              <w:rPr>
+                <w:rFonts w:ascii="Arial" w:cs="Arial" w:eastAsia="Arial" w:hAnsi="Arial"/>
+                <w:b w:val="false"/>
+                <w:bCs w:val="false"/>
+                <w:color w:val="2D3748"/>
+                <w:sz w:val="18"/>
+                <w:szCs w:val="18"/>
+              </w:rPr>
+              <w:t xml:space="preserve">Azure 140% more</w:t>
+            </w:r>
+          </w:p>
+        </w:tc>
+      </w:tr>
+      <w:tr>
+        <w:tc>
+          <w:tcPr>
+            <w:tcW w:type="dxa" w:w="2520"/>
+            <w:tcBorders>
+              <w:top w:val="single" w:color="CBD5E0" w:sz="1"/>
+              <w:left w:val="single" w:color="CBD5E0" w:sz="1"/>
+              <w:bottom w:val="single" w:color="CBD5E0" w:sz="1"/>
+              <w:right w:val="single" w:color="CBD5E0" w:sz="1"/>
+            </w:tcBorders>
+            <w:shd w:fill="FFFFFF" w:val="clear"/>
+            <w:tcMar>
+              <w:top w:type="dxa" w:w="80"/>
+              <w:left w:type="dxa" w:w="120"/>
+              <w:bottom w:type="dxa" w:w="80"/>
+              <w:right w:type="dxa" w:w="120"/>
+            </w:tcMar>
+          </w:tcPr>
+          <w:p>
+            <w:pPr>
+              <w:jc w:val="left"/>
+            </w:pPr>
+            <w:r>
+              <w:rPr>
+                <w:rFonts w:ascii="Arial" w:cs="Arial" w:eastAsia="Arial" w:hAnsi="Arial"/>
+                <w:b/>
+                <w:bCs/>
+                <w:color w:val="2D3748"/>
+                <w:sz w:val="18"/>
+                <w:szCs w:val="18"/>
+              </w:rPr>
+              <w:t xml:space="preserve">Object Storage</w:t>
+            </w:r>
+          </w:p>
+        </w:tc>
+        <w:tc>
+          <w:tcPr>
+            <w:tcW w:type="dxa" w:w="1440"/>
+            <w:tcBorders>
+              <w:top w:val="single" w:color="CBD5E0" w:sz="1"/>
+              <w:left w:val="single" w:color="CBD5E0" w:sz="1"/>
+              <w:bottom w:val="single" w:color="CBD5E0" w:sz="1"/>
+              <w:right w:val="single" w:color="CBD5E0" w:sz="1"/>
+            </w:tcBorders>
+            <w:shd w:fill="FFFFFF" w:val="clear"/>
+            <w:tcMar>
+              <w:top w:type="dxa" w:w="80"/>
+              <w:left w:type="dxa" w:w="120"/>
+              <w:bottom w:type="dxa" w:w="80"/>
+              <w:right w:type="dxa" w:w="120"/>
+            </w:tcMar>
+          </w:tcPr>
+          <w:p>
+            <w:pPr>
+              <w:jc w:val="left"/>
+            </w:pPr>
+            <w:r>
+              <w:rPr>
+                <w:rFonts w:ascii="Arial" w:cs="Arial" w:eastAsia="Arial" w:hAnsi="Arial"/>
+                <w:b w:val="false"/>
+                <w:bCs w:val="false"/>
+                <w:color w:val="2D3748"/>
+                <w:sz w:val="18"/>
+                <w:szCs w:val="18"/>
+              </w:rPr>
+              <w:t xml:space="preserve">$2.39</w:t>
+            </w:r>
+          </w:p>
+        </w:tc>
+        <w:tc>
+          <w:tcPr>
+            <w:tcW w:type="dxa" w:w="1440"/>
+            <w:tcBorders>
+              <w:top w:val="single" w:color="CBD5E0" w:sz="1"/>
+              <w:left w:val="single" w:color="CBD5E0" w:sz="1"/>
+              <w:bottom w:val="single" w:color="CBD5E0" w:sz="1"/>
+              <w:right w:val="single" w:color="CBD5E0" w:sz="1"/>
+            </w:tcBorders>
+            <w:shd w:fill="FFFFFF" w:val="clear"/>
+            <w:tcMar>
+              <w:top w:type="dxa" w:w="80"/>
+              <w:left w:type="dxa" w:w="120"/>
+              <w:bottom w:type="dxa" w:w="80"/>
+              <w:right w:type="dxa" w:w="120"/>
+            </w:tcMar>
+          </w:tcPr>
+          <w:p>
+            <w:pPr>
+              <w:jc w:val="left"/>
+            </w:pPr>
+            <w:r>
+              <w:rPr>
+                <w:rFonts w:ascii="Arial" w:cs="Arial" w:eastAsia="Arial" w:hAnsi="Arial"/>
+                <w:b w:val="false"/>
+                <w:bCs w:val="false"/>
+                <w:color w:val="2D3748"/>
+                <w:sz w:val="18"/>
+                <w:szCs w:val="18"/>
+              </w:rPr>
+              <w:t xml:space="preserve">$1.89</w:t>
+            </w:r>
+          </w:p>
+        </w:tc>
+        <w:tc>
+          <w:tcPr>
+            <w:tcW w:type="dxa" w:w="1440"/>
+            <w:tcBorders>
+              <w:top w:val="single" w:color="CBD5E0" w:sz="1"/>
+              <w:left w:val="single" w:color="CBD5E0" w:sz="1"/>
+              <w:bottom w:val="single" w:color="CBD5E0" w:sz="1"/>
+              <w:right w:val="single" w:color="CBD5E0" w:sz="1"/>
+            </w:tcBorders>
+            <w:shd w:fill="FFFFFF" w:val="clear"/>
+            <w:tcMar>
+              <w:top w:type="dxa" w:w="80"/>
+              <w:left w:type="dxa" w:w="120"/>
+              <w:bottom w:type="dxa" w:w="80"/>
+              <w:right w:type="dxa" w:w="120"/>
+            </w:tcMar>
+          </w:tcPr>
+          <w:p>
+            <w:pPr>
+              <w:jc w:val="left"/>
+            </w:pPr>
+            <w:r>
+              <w:rPr>
+                <w:rFonts w:ascii="Arial" w:cs="Arial" w:eastAsia="Arial" w:hAnsi="Arial"/>
+                <w:b w:val="false"/>
+                <w:bCs w:val="false"/>
+                <w:color w:val="2D3748"/>
+                <w:sz w:val="18"/>
+                <w:szCs w:val="18"/>
+              </w:rPr>
+              <w:t xml:space="preserve">-$0.50</w:t>
+            </w:r>
+          </w:p>
+        </w:tc>
+        <w:tc>
+          <w:tcPr>
+            <w:tcW w:type="dxa" w:w="2520"/>
+            <w:tcBorders>
+              <w:top w:val="single" w:color="CBD5E0" w:sz="1"/>
+              <w:left w:val="single" w:color="CBD5E0" w:sz="1"/>
+              <w:bottom w:val="single" w:color="CBD5E0" w:sz="1"/>
+              <w:right w:val="single" w:color="CBD5E0" w:sz="1"/>
+            </w:tcBorders>
+            <w:shd w:fill="FFFFFF" w:val="clear"/>
+            <w:tcMar>
+              <w:top w:type="dxa" w:w="80"/>
+              <w:left w:type="dxa" w:w="120"/>
+              <w:bottom w:type="dxa" w:w="80"/>
+              <w:right w:type="dxa" w:w="120"/>
+            </w:tcMar>
+          </w:tcPr>
+          <w:p>
+            <w:pPr>
+              <w:jc w:val="left"/>
+            </w:pPr>
+            <w:r>
+              <w:rPr>
+                <w:rFonts w:ascii="Arial" w:cs="Arial" w:eastAsia="Arial" w:hAnsi="Arial"/>
+                <w:b w:val="false"/>
+                <w:bCs w:val="false"/>
+                <w:color w:val="2D3748"/>
+                <w:sz w:val="18"/>
+                <w:szCs w:val="18"/>
+              </w:rPr>
+              <w:t xml:space="preserve">Azure 21% cheaper</w:t>
+            </w:r>
+          </w:p>
+        </w:tc>
+      </w:tr>
+      <w:tr>
+        <w:tc>
+          <w:tcPr>
+            <w:tcW w:type="dxa" w:w="2520"/>
+            <w:tcBorders>
+              <w:top w:val="single" w:color="CBD5E0" w:sz="1"/>
+              <w:left w:val="single" w:color="CBD5E0" w:sz="1"/>
+              <w:bottom w:val="single" w:color="CBD5E0" w:sz="1"/>
+              <w:right w:val="single" w:color="CBD5E0" w:sz="1"/>
+            </w:tcBorders>
+            <w:shd w:fill="F7FAFC" w:val="clear"/>
+            <w:tcMar>
+              <w:top w:type="dxa" w:w="80"/>
+              <w:left w:type="dxa" w:w="120"/>
+              <w:bottom w:type="dxa" w:w="80"/>
+              <w:right w:type="dxa" w:w="120"/>
+            </w:tcMar>
+          </w:tcPr>
+          <w:p>
+            <w:pPr>
+              <w:jc w:val="left"/>
+            </w:pPr>
+            <w:r>
+              <w:rPr>
+                <w:rFonts w:ascii="Arial" w:cs="Arial" w:eastAsia="Arial" w:hAnsi="Arial"/>
+                <w:b/>
+                <w:bCs/>
+                <w:color w:val="2D3748"/>
+                <w:sz w:val="18"/>
+                <w:szCs w:val="18"/>
+              </w:rPr>
+              <w:t xml:space="preserve">Egress 100 GB</w:t>
+            </w:r>
+          </w:p>
+        </w:tc>
+        <w:tc>
+          <w:tcPr>
+            <w:tcW w:type="dxa" w:w="1440"/>
+            <w:tcBorders>
+              <w:top w:val="single" w:color="CBD5E0" w:sz="1"/>
+              <w:left w:val="single" w:color="CBD5E0" w:sz="1"/>
+              <w:bottom w:val="single" w:color="CBD5E0" w:sz="1"/>
+              <w:right w:val="single" w:color="CBD5E0" w:sz="1"/>
+            </w:tcBorders>
+            <w:shd w:fill="F7FAFC" w:val="clear"/>
+            <w:tcMar>
+              <w:top w:type="dxa" w:w="80"/>
+              <w:left w:type="dxa" w:w="120"/>
+              <w:bottom w:type="dxa" w:w="80"/>
+              <w:right w:type="dxa" w:w="120"/>
+            </w:tcMar>
+          </w:tcPr>
+          <w:p>
+            <w:pPr>
+              <w:jc w:val="left"/>
+            </w:pPr>
+            <w:r>
+              <w:rPr>
+                <w:rFonts w:ascii="Arial" w:cs="Arial" w:eastAsia="Arial" w:hAnsi="Arial"/>
+                <w:b w:val="false"/>
+                <w:bCs w:val="false"/>
+                <w:color w:val="2D3748"/>
+                <w:sz w:val="18"/>
+                <w:szCs w:val="18"/>
+              </w:rPr>
+              <w:t xml:space="preserve">$8.10</w:t>
+            </w:r>
+          </w:p>
+        </w:tc>
+        <w:tc>
+          <w:tcPr>
+            <w:tcW w:type="dxa" w:w="1440"/>
+            <w:tcBorders>
+              <w:top w:val="single" w:color="CBD5E0" w:sz="1"/>
+              <w:left w:val="single" w:color="CBD5E0" w:sz="1"/>
+              <w:bottom w:val="single" w:color="CBD5E0" w:sz="1"/>
+              <w:right w:val="single" w:color="CBD5E0" w:sz="1"/>
+            </w:tcBorders>
+            <w:shd w:fill="F7FAFC" w:val="clear"/>
+            <w:tcMar>
+              <w:top w:type="dxa" w:w="80"/>
+              <w:left w:type="dxa" w:w="120"/>
+              <w:bottom w:type="dxa" w:w="80"/>
+              <w:right w:type="dxa" w:w="120"/>
+            </w:tcMar>
+          </w:tcPr>
+          <w:p>
+            <w:pPr>
+              <w:jc w:val="left"/>
+            </w:pPr>
+            <w:r>
+              <w:rPr>
+                <w:rFonts w:ascii="Arial" w:cs="Arial" w:eastAsia="Arial" w:hAnsi="Arial"/>
+                <w:b w:val="false"/>
+                <w:bCs w:val="false"/>
+                <w:color w:val="2D3748"/>
+                <w:sz w:val="18"/>
+                <w:szCs w:val="18"/>
+              </w:rPr>
+              <w:t xml:space="preserve">$8.27</w:t>
+            </w:r>
+          </w:p>
+        </w:tc>
+        <w:tc>
+          <w:tcPr>
+            <w:tcW w:type="dxa" w:w="1440"/>
+            <w:tcBorders>
+              <w:top w:val="single" w:color="CBD5E0" w:sz="1"/>
+              <w:left w:val="single" w:color="CBD5E0" w:sz="1"/>
+              <w:bottom w:val="single" w:color="CBD5E0" w:sz="1"/>
+              <w:right w:val="single" w:color="CBD5E0" w:sz="1"/>
+            </w:tcBorders>
+            <w:shd w:fill="F7FAFC" w:val="clear"/>
+            <w:tcMar>
+              <w:top w:type="dxa" w:w="80"/>
+              <w:left w:type="dxa" w:w="120"/>
+              <w:bottom w:type="dxa" w:w="80"/>
+              <w:right w:type="dxa" w:w="120"/>
+            </w:tcMar>
+          </w:tcPr>
+          <w:p>
+            <w:pPr>
+              <w:jc w:val="left"/>
+            </w:pPr>
+            <w:r>
+              <w:rPr>
+                <w:rFonts w:ascii="Arial" w:cs="Arial" w:eastAsia="Arial" w:hAnsi="Arial"/>
+                <w:b w:val="false"/>
+                <w:bCs w:val="false"/>
+                <w:color w:val="2D3748"/>
+                <w:sz w:val="18"/>
+                <w:szCs w:val="18"/>
+              </w:rPr>
+              <w:t xml:space="preserve">+$0.17</w:t>
+            </w:r>
+          </w:p>
+        </w:tc>
+        <w:tc>
+          <w:tcPr>
+            <w:tcW w:type="dxa" w:w="2520"/>
+            <w:tcBorders>
+              <w:top w:val="single" w:color="CBD5E0" w:sz="1"/>
+              <w:left w:val="single" w:color="CBD5E0" w:sz="1"/>
+              <w:bottom w:val="single" w:color="CBD5E0" w:sz="1"/>
+              <w:right w:val="single" w:color="CBD5E0" w:sz="1"/>
+            </w:tcBorders>
+            <w:shd w:fill="F7FAFC" w:val="clear"/>
+            <w:tcMar>
+              <w:top w:type="dxa" w:w="80"/>
+              <w:left w:type="dxa" w:w="120"/>
+              <w:bottom w:type="dxa" w:w="80"/>
+              <w:right w:type="dxa" w:w="120"/>
+            </w:tcMar>
+          </w:tcPr>
+          <w:p>
+            <w:pPr>
+              <w:jc w:val="left"/>
+            </w:pPr>
+            <w:r>
+              <w:rPr>
+                <w:rFonts w:ascii="Arial" w:cs="Arial" w:eastAsia="Arial" w:hAnsi="Arial"/>
+                <w:b w:val="false"/>
+                <w:bCs w:val="false"/>
+                <w:color w:val="2D3748"/>
+                <w:sz w:val="18"/>
+                <w:szCs w:val="18"/>
+              </w:rPr>
+              <w:t xml:space="preserve">Azure 2% more</w:t>
+            </w:r>
+          </w:p>
+        </w:tc>
+      </w:tr>
+      <w:tr>
+        <w:tc>
+          <w:tcPr>
+            <w:tcW w:type="dxa" w:w="2520"/>
+            <w:tcBorders>
+              <w:top w:val="single" w:color="CBD5E0" w:sz="1"/>
+              <w:left w:val="single" w:color="CBD5E0" w:sz="1"/>
+              <w:bottom w:val="single" w:color="CBD5E0" w:sz="1"/>
+              <w:right w:val="single" w:color="CBD5E0" w:sz="1"/>
+            </w:tcBorders>
+            <w:shd w:fill="FFFFFF" w:val="clear"/>
+            <w:tcMar>
+              <w:top w:type="dxa" w:w="80"/>
+              <w:left w:type="dxa" w:w="120"/>
+              <w:bottom w:type="dxa" w:w="80"/>
+              <w:right w:type="dxa" w:w="120"/>
+            </w:tcMar>
+          </w:tcPr>
+          <w:p>
+            <w:pPr>
+              <w:jc w:val="left"/>
+            </w:pPr>
+            <w:r>
+              <w:rPr>
+                <w:rFonts w:ascii="Arial" w:cs="Arial" w:eastAsia="Arial" w:hAnsi="Arial"/>
+                <w:b/>
+                <w:bCs/>
+                <w:color w:val="2D3748"/>
+                <w:sz w:val="18"/>
+                <w:szCs w:val="18"/>
+              </w:rPr>
+              <w:t xml:space="preserve">TOTAL</w:t>
+            </w:r>
+          </w:p>
+        </w:tc>
+        <w:tc>
+          <w:tcPr>
+            <w:tcW w:type="dxa" w:w="1440"/>
+            <w:tcBorders>
+              <w:top w:val="single" w:color="CBD5E0" w:sz="1"/>
+              <w:left w:val="single" w:color="CBD5E0" w:sz="1"/>
+              <w:bottom w:val="single" w:color="CBD5E0" w:sz="1"/>
+              <w:right w:val="single" w:color="CBD5E0" w:sz="1"/>
+            </w:tcBorders>
+            <w:shd w:fill="FFFFFF" w:val="clear"/>
+            <w:tcMar>
+              <w:top w:type="dxa" w:w="80"/>
+              <w:left w:type="dxa" w:w="120"/>
+              <w:bottom w:type="dxa" w:w="80"/>
+              <w:right w:type="dxa" w:w="120"/>
+            </w:tcMar>
+          </w:tcPr>
+          <w:p>
+            <w:pPr>
+              <w:jc w:val="left"/>
+            </w:pPr>
+            <w:r>
+              <w:rPr>
+                <w:rFonts w:ascii="Arial" w:cs="Arial" w:eastAsia="Arial" w:hAnsi="Arial"/>
+                <w:b w:val="false"/>
+                <w:bCs w:val="false"/>
+                <w:color w:val="2D3748"/>
+                <w:sz w:val="18"/>
+                <w:szCs w:val="18"/>
+              </w:rPr>
+              <w:t xml:space="preserve">$44.86</w:t>
+            </w:r>
+          </w:p>
+        </w:tc>
+        <w:tc>
+          <w:tcPr>
+            <w:tcW w:type="dxa" w:w="1440"/>
+            <w:tcBorders>
+              <w:top w:val="single" w:color="CBD5E0" w:sz="1"/>
+              <w:left w:val="single" w:color="CBD5E0" w:sz="1"/>
+              <w:bottom w:val="single" w:color="CBD5E0" w:sz="1"/>
+              <w:right w:val="single" w:color="CBD5E0" w:sz="1"/>
+            </w:tcBorders>
+            <w:shd w:fill="FFFFFF" w:val="clear"/>
+            <w:tcMar>
+              <w:top w:type="dxa" w:w="80"/>
+              <w:left w:type="dxa" w:w="120"/>
+              <w:bottom w:type="dxa" w:w="80"/>
+              <w:right w:type="dxa" w:w="120"/>
+            </w:tcMar>
+          </w:tcPr>
+          <w:p>
+            <w:pPr>
+              <w:jc w:val="left"/>
+            </w:pPr>
+            <w:r>
+              <w:rPr>
+                <w:rFonts w:ascii="Arial" w:cs="Arial" w:eastAsia="Arial" w:hAnsi="Arial"/>
+                <w:b w:val="false"/>
+                <w:bCs w:val="false"/>
+                <w:color w:val="2D3748"/>
+                <w:sz w:val="18"/>
+                <w:szCs w:val="18"/>
+              </w:rPr>
+              <w:t xml:space="preserve">$50.14</w:t>
+            </w:r>
+          </w:p>
+        </w:tc>
+        <w:tc>
+          <w:tcPr>
+            <w:tcW w:type="dxa" w:w="1440"/>
+            <w:tcBorders>
+              <w:top w:val="single" w:color="CBD5E0" w:sz="1"/>
+              <w:left w:val="single" w:color="CBD5E0" w:sz="1"/>
+              <w:bottom w:val="single" w:color="CBD5E0" w:sz="1"/>
+              <w:right w:val="single" w:color="CBD5E0" w:sz="1"/>
+            </w:tcBorders>
+            <w:shd w:fill="FFFFFF" w:val="clear"/>
+            <w:tcMar>
+              <w:top w:type="dxa" w:w="80"/>
+              <w:left w:type="dxa" w:w="120"/>
+              <w:bottom w:type="dxa" w:w="80"/>
+              <w:right w:type="dxa" w:w="120"/>
+            </w:tcMar>
+          </w:tcPr>
+          <w:p>
+            <w:pPr>
+              <w:jc w:val="left"/>
+            </w:pPr>
+            <w:r>
+              <w:rPr>
+                <w:rFonts w:ascii="Arial" w:cs="Arial" w:eastAsia="Arial" w:hAnsi="Arial"/>
+                <w:b w:val="false"/>
+                <w:bCs w:val="false"/>
+                <w:color w:val="2D3748"/>
+                <w:sz w:val="18"/>
+                <w:szCs w:val="18"/>
+              </w:rPr>
+              <w:t xml:space="preserve">+$5.28</w:t>
+            </w:r>
+          </w:p>
+        </w:tc>
+        <w:tc>
+          <w:tcPr>
+            <w:tcW w:type="dxa" w:w="2520"/>
+            <w:tcBorders>
+              <w:top w:val="single" w:color="CBD5E0" w:sz="1"/>
+              <w:left w:val="single" w:color="CBD5E0" w:sz="1"/>
+              <w:bottom w:val="single" w:color="CBD5E0" w:sz="1"/>
+              <w:right w:val="single" w:color="CBD5E0" w:sz="1"/>
+            </w:tcBorders>
+            <w:shd w:fill="FFFFFF" w:val="clear"/>
+            <w:tcMar>
+              <w:top w:type="dxa" w:w="80"/>
+              <w:left w:type="dxa" w:w="120"/>
+              <w:bottom w:type="dxa" w:w="80"/>
+              <w:right w:type="dxa" w:w="120"/>
+            </w:tcMar>
+          </w:tcPr>
+          <w:p>
+            <w:pPr>
+              <w:jc w:val="left"/>
+            </w:pPr>
+            <w:r>
+              <w:rPr>
+                <w:rFonts w:ascii="Arial" w:cs="Arial" w:eastAsia="Arial" w:hAnsi="Arial"/>
+                <w:b w:val="false"/>
+                <w:bCs w:val="false"/>
+                <w:color w:val="2D3748"/>
+                <w:sz w:val="18"/>
+                <w:szCs w:val="18"/>
+              </w:rPr>
+              <w:t xml:space="preserve">AWS 10.5% cheaper</w:t>
+            </w:r>
+          </w:p>
+        </w:tc>
+      </w:tr>
+    </w:tbl>
+    <w:p>
+      <w:pPr>
+        <w:spacing w:after="0" w:before="120"/>
+      </w:pPr>
+      <w:r>
+        <w:rPr>
+          <w:sz w:val="20"/>
+          <w:szCs w:val="20"/>
+        </w:rPr>
+        <w:t xml:space="preserve"/>
+      </w:r>
+    </w:p>
+    <w:p>
+      <w:pPr>
+        <w:spacing w:after="80" w:before="60"/>
+      </w:pPr>
+      <w:r>
+        <w:rPr>
+          <w:rFonts w:ascii="Arial" w:cs="Arial" w:eastAsia="Arial" w:hAnsi="Arial"/>
+          <w:color w:val="2D3748"/>
+          <w:sz w:val="20"/>
+          <w:szCs w:val="20"/>
+        </w:rPr>
+        <w:t xml:space="preserve">Compute is priced identically in US East — the AWS advantage comes entirely from storage tier structure. Azure Blob Storage is 20.9% cheaper than S3, but Azure Managed Disks are 140% more expensive than AWS gp3 for small workloads.</w:t>
+      </w:r>
+    </w:p>
+    <w:p>
+      <w:pPr>
+        <w:spacing w:after="0" w:before="120"/>
+      </w:pPr>
+      <w:r>
+        <w:rPr>
+          <w:sz w:val="20"/>
+          <w:szCs w:val="20"/>
+        </w:rPr>
+        <w:t xml:space="preserve"/>
+      </w:r>
+    </w:p>
+    <w:p>
+      <w:pPr>
+        <w:pStyle w:val="Heading2"/>
+        <w:spacing w:after="120" w:before="240"/>
+      </w:pPr>
+      <w:r>
+        <w:rPr>
+          <w:rFonts w:ascii="Arial" w:cs="Arial" w:eastAsia="Arial" w:hAnsi="Arial"/>
+          <w:b/>
+          <w:bCs/>
+          <w:color w:val="2B6CB0"/>
+          <w:sz w:val="26"/>
+          <w:szCs w:val="26"/>
+        </w:rPr>
+        <w:t xml:space="preserve">6.3 Regional Price Analysis</w:t>
+      </w:r>
+    </w:p>
+    <w:p>
+      <w:pPr>
+        <w:spacing w:after="80" w:before="60"/>
+      </w:pPr>
+      <w:r>
+        <w:rPr>
+          <w:rFonts w:ascii="Arial" w:cs="Arial" w:eastAsia="Arial" w:hAnsi="Arial"/>
+          <w:color w:val="2D3748"/>
+          <w:sz w:val="20"/>
+          <w:szCs w:val="20"/>
+        </w:rPr>
+        <w:t xml:space="preserve">The same architecture was compared across three global regions:</w:t>
+      </w:r>
+    </w:p>
+    <w:p>
+      <w:pPr>
+        <w:spacing w:after="0" w:before="120"/>
+      </w:pPr>
+      <w:r>
+        <w:rPr>
+          <w:sz w:val="20"/>
+          <w:szCs w:val="20"/>
+        </w:rPr>
+        <w:t xml:space="preserve"/>
+      </w:r>
+    </w:p>
+    <w:tbl>
+      <w:tblPr>
+        <w:tblW w:type="dxa" w:w="9360"/>
+        <w:tblBorders>
+          <w:top w:val="single" w:color="auto" w:sz="4"/>
+          <w:left w:val="single" w:color="auto" w:sz="4"/>
+          <w:bottom w:val="single" w:color="auto" w:sz="4"/>
+          <w:right w:val="single" w:color="auto" w:sz="4"/>
+          <w:insideH w:val="single" w:color="auto" w:sz="4"/>
+          <w:insideV w:val="single" w:color="auto" w:sz="4"/>
+        </w:tblBorders>
+      </w:tblPr>
+      <w:tblGrid>
+        <w:gridCol w:w="2520"/>
+        <w:gridCol w:w="1440"/>
+        <w:gridCol w:w="1440"/>
+        <w:gridCol w:w="1440"/>
+        <w:gridCol w:w="2520"/>
+      </w:tblGrid>
+      <w:tr>
+        <w:tc>
+          <w:tcPr>
+            <w:tcW w:type="dxa" w:w="2520"/>
+            <w:tcBorders>
+              <w:top w:val="single" w:color="CBD5E0" w:sz="1"/>
+              <w:left w:val="single" w:color="CBD5E0" w:sz="1"/>
+              <w:bottom w:val="single" w:color="CBD5E0" w:sz="1"/>
+              <w:right w:val="single" w:color="CBD5E0" w:sz="1"/>
+            </w:tcBorders>
+            <w:shd w:fill="2B6CB0" w:val="clear"/>
+            <w:tcMar>
+              <w:top w:type="dxa" w:w="80"/>
+              <w:left w:type="dxa" w:w="120"/>
+              <w:bottom w:type="dxa" w:w="80"/>
+              <w:right w:type="dxa" w:w="120"/>
+            </w:tcMar>
+          </w:tcPr>
+          <w:p>
+            <w:pPr>
+              <w:jc w:val="left"/>
+            </w:pPr>
+            <w:r>
+              <w:rPr>
+                <w:rFonts w:ascii="Arial" w:cs="Arial" w:eastAsia="Arial" w:hAnsi="Arial"/>
+                <w:b/>
+                <w:bCs/>
+                <w:color w:val="FFFFFF"/>
+                <w:sz w:val="18"/>
+                <w:szCs w:val="18"/>
+              </w:rPr>
+              <w:t xml:space="preserve">Region</w:t>
+            </w:r>
+          </w:p>
+        </w:tc>
+        <w:tc>
+          <w:tcPr>
+            <w:tcW w:type="dxa" w:w="1440"/>
+            <w:tcBorders>
+              <w:top w:val="single" w:color="CBD5E0" w:sz="1"/>
+              <w:left w:val="single" w:color="CBD5E0" w:sz="1"/>
+              <w:bottom w:val="single" w:color="CBD5E0" w:sz="1"/>
+              <w:right w:val="single" w:color="CBD5E0" w:sz="1"/>
+            </w:tcBorders>
+            <w:shd w:fill="2B6CB0" w:val="clear"/>
+            <w:tcMar>
+              <w:top w:type="dxa" w:w="80"/>
+              <w:left w:type="dxa" w:w="120"/>
+              <w:bottom w:type="dxa" w:w="80"/>
+              <w:right w:type="dxa" w:w="120"/>
+            </w:tcMar>
+          </w:tcPr>
+          <w:p>
+            <w:pPr>
+              <w:jc w:val="left"/>
+            </w:pPr>
+            <w:r>
+              <w:rPr>
+                <w:rFonts w:ascii="Arial" w:cs="Arial" w:eastAsia="Arial" w:hAnsi="Arial"/>
+                <w:b/>
+                <w:bCs/>
+                <w:color w:val="FFFFFF"/>
+                <w:sz w:val="18"/>
+                <w:szCs w:val="18"/>
+              </w:rPr>
+              <w:t xml:space="preserve">AWS Total</w:t>
+            </w:r>
+          </w:p>
+        </w:tc>
+        <w:tc>
+          <w:tcPr>
+            <w:tcW w:type="dxa" w:w="1440"/>
+            <w:tcBorders>
+              <w:top w:val="single" w:color="CBD5E0" w:sz="1"/>
+              <w:left w:val="single" w:color="CBD5E0" w:sz="1"/>
+              <w:bottom w:val="single" w:color="CBD5E0" w:sz="1"/>
+              <w:right w:val="single" w:color="CBD5E0" w:sz="1"/>
+            </w:tcBorders>
+            <w:shd w:fill="2B6CB0" w:val="clear"/>
+            <w:tcMar>
+              <w:top w:type="dxa" w:w="80"/>
+              <w:left w:type="dxa" w:w="120"/>
+              <w:bottom w:type="dxa" w:w="80"/>
+              <w:right w:type="dxa" w:w="120"/>
+            </w:tcMar>
+          </w:tcPr>
+          <w:p>
+            <w:pPr>
+              <w:jc w:val="left"/>
+            </w:pPr>
+            <w:r>
+              <w:rPr>
+                <w:rFonts w:ascii="Arial" w:cs="Arial" w:eastAsia="Arial" w:hAnsi="Arial"/>
+                <w:b/>
+                <w:bCs/>
+                <w:color w:val="FFFFFF"/>
+                <w:sz w:val="18"/>
+                <w:szCs w:val="18"/>
+              </w:rPr>
+              <w:t xml:space="preserve">Azure Total</w:t>
+            </w:r>
+          </w:p>
+        </w:tc>
+        <w:tc>
+          <w:tcPr>
+            <w:tcW w:type="dxa" w:w="1440"/>
+            <w:tcBorders>
+              <w:top w:val="single" w:color="CBD5E0" w:sz="1"/>
+              <w:left w:val="single" w:color="CBD5E0" w:sz="1"/>
+              <w:bottom w:val="single" w:color="CBD5E0" w:sz="1"/>
+              <w:right w:val="single" w:color="CBD5E0" w:sz="1"/>
+            </w:tcBorders>
+            <w:shd w:fill="2B6CB0" w:val="clear"/>
+            <w:tcMar>
+              <w:top w:type="dxa" w:w="80"/>
+              <w:left w:type="dxa" w:w="120"/>
+              <w:bottom w:type="dxa" w:w="80"/>
+              <w:right w:type="dxa" w:w="120"/>
+            </w:tcMar>
+          </w:tcPr>
+          <w:p>
+            <w:pPr>
+              <w:jc w:val="left"/>
+            </w:pPr>
+            <w:r>
+              <w:rPr>
+                <w:rFonts w:ascii="Arial" w:cs="Arial" w:eastAsia="Arial" w:hAnsi="Arial"/>
+                <w:b/>
+                <w:bCs/>
+                <w:color w:val="FFFFFF"/>
+                <w:sz w:val="18"/>
+                <w:szCs w:val="18"/>
+              </w:rPr>
+              <w:t xml:space="preserve">Difference</w:t>
+            </w:r>
+          </w:p>
+        </w:tc>
+        <w:tc>
+          <w:tcPr>
+            <w:tcW w:type="dxa" w:w="2520"/>
+            <w:tcBorders>
+              <w:top w:val="single" w:color="CBD5E0" w:sz="1"/>
+              <w:left w:val="single" w:color="CBD5E0" w:sz="1"/>
+              <w:bottom w:val="single" w:color="CBD5E0" w:sz="1"/>
+              <w:right w:val="single" w:color="CBD5E0" w:sz="1"/>
+            </w:tcBorders>
+            <w:shd w:fill="2B6CB0" w:val="clear"/>
+            <w:tcMar>
+              <w:top w:type="dxa" w:w="80"/>
+              <w:left w:type="dxa" w:w="120"/>
+              <w:bottom w:type="dxa" w:w="80"/>
+              <w:right w:type="dxa" w:w="120"/>
+            </w:tcMar>
+          </w:tcPr>
+          <w:p>
+            <w:pPr>
+              <w:jc w:val="left"/>
+            </w:pPr>
+            <w:r>
+              <w:rPr>
+                <w:rFonts w:ascii="Arial" w:cs="Arial" w:eastAsia="Arial" w:hAnsi="Arial"/>
+                <w:b/>
+                <w:bCs/>
+                <w:color w:val="FFFFFF"/>
+                <w:sz w:val="18"/>
+                <w:szCs w:val="18"/>
+              </w:rPr>
+              <w:t xml:space="preserve">% Winner</w:t>
+            </w:r>
+          </w:p>
+        </w:tc>
+      </w:tr>
+      <w:tr>
+        <w:tc>
+          <w:tcPr>
+            <w:tcW w:type="dxa" w:w="2520"/>
+            <w:tcBorders>
+              <w:top w:val="single" w:color="CBD5E0" w:sz="1"/>
+              <w:left w:val="single" w:color="CBD5E0" w:sz="1"/>
+              <w:bottom w:val="single" w:color="CBD5E0" w:sz="1"/>
+              <w:right w:val="single" w:color="CBD5E0" w:sz="1"/>
+            </w:tcBorders>
+            <w:shd w:fill="FFFFFF" w:val="clear"/>
+            <w:tcMar>
+              <w:top w:type="dxa" w:w="80"/>
+              <w:left w:type="dxa" w:w="120"/>
+              <w:bottom w:type="dxa" w:w="80"/>
+              <w:right w:type="dxa" w:w="120"/>
+            </w:tcMar>
+          </w:tcPr>
+          <w:p>
+            <w:pPr>
+              <w:jc w:val="left"/>
+            </w:pPr>
+            <w:r>
+              <w:rPr>
+                <w:rFonts w:ascii="Arial" w:cs="Arial" w:eastAsia="Arial" w:hAnsi="Arial"/>
+                <w:b/>
+                <w:bCs/>
+                <w:color w:val="2D3748"/>
+                <w:sz w:val="18"/>
+                <w:szCs w:val="18"/>
+              </w:rPr>
+              <w:t xml:space="preserve">US East (N. Virginia)</w:t>
+            </w:r>
+          </w:p>
+        </w:tc>
+        <w:tc>
+          <w:tcPr>
+            <w:tcW w:type="dxa" w:w="1440"/>
+            <w:tcBorders>
+              <w:top w:val="single" w:color="CBD5E0" w:sz="1"/>
+              <w:left w:val="single" w:color="CBD5E0" w:sz="1"/>
+              <w:bottom w:val="single" w:color="CBD5E0" w:sz="1"/>
+              <w:right w:val="single" w:color="CBD5E0" w:sz="1"/>
+            </w:tcBorders>
+            <w:shd w:fill="FFFFFF" w:val="clear"/>
+            <w:tcMar>
+              <w:top w:type="dxa" w:w="80"/>
+              <w:left w:type="dxa" w:w="120"/>
+              <w:bottom w:type="dxa" w:w="80"/>
+              <w:right w:type="dxa" w:w="120"/>
+            </w:tcMar>
+          </w:tcPr>
+          <w:p>
+            <w:pPr>
+              <w:jc w:val="left"/>
+            </w:pPr>
+            <w:r>
+              <w:rPr>
+                <w:rFonts w:ascii="Arial" w:cs="Arial" w:eastAsia="Arial" w:hAnsi="Arial"/>
+                <w:b w:val="false"/>
+                <w:bCs w:val="false"/>
+                <w:color w:val="2D3748"/>
+                <w:sz w:val="18"/>
+                <w:szCs w:val="18"/>
+              </w:rPr>
+              <w:t xml:space="preserve">$44.86</w:t>
+            </w:r>
+          </w:p>
+        </w:tc>
+        <w:tc>
+          <w:tcPr>
+            <w:tcW w:type="dxa" w:w="1440"/>
+            <w:tcBorders>
+              <w:top w:val="single" w:color="CBD5E0" w:sz="1"/>
+              <w:left w:val="single" w:color="CBD5E0" w:sz="1"/>
+              <w:bottom w:val="single" w:color="CBD5E0" w:sz="1"/>
+              <w:right w:val="single" w:color="CBD5E0" w:sz="1"/>
+            </w:tcBorders>
+            <w:shd w:fill="FFFFFF" w:val="clear"/>
+            <w:tcMar>
+              <w:top w:type="dxa" w:w="80"/>
+              <w:left w:type="dxa" w:w="120"/>
+              <w:bottom w:type="dxa" w:w="80"/>
+              <w:right w:type="dxa" w:w="120"/>
+            </w:tcMar>
+          </w:tcPr>
+          <w:p>
+            <w:pPr>
+              <w:jc w:val="left"/>
+            </w:pPr>
+            <w:r>
+              <w:rPr>
+                <w:rFonts w:ascii="Arial" w:cs="Arial" w:eastAsia="Arial" w:hAnsi="Arial"/>
+                <w:b w:val="false"/>
+                <w:bCs w:val="false"/>
+                <w:color w:val="2D3748"/>
+                <w:sz w:val="18"/>
+                <w:szCs w:val="18"/>
+              </w:rPr>
+              <w:t xml:space="preserve">$50.14</w:t>
+            </w:r>
+          </w:p>
+        </w:tc>
+        <w:tc>
+          <w:tcPr>
+            <w:tcW w:type="dxa" w:w="1440"/>
+            <w:tcBorders>
+              <w:top w:val="single" w:color="CBD5E0" w:sz="1"/>
+              <w:left w:val="single" w:color="CBD5E0" w:sz="1"/>
+              <w:bottom w:val="single" w:color="CBD5E0" w:sz="1"/>
+              <w:right w:val="single" w:color="CBD5E0" w:sz="1"/>
+            </w:tcBorders>
+            <w:shd w:fill="FFFFFF" w:val="clear"/>
+            <w:tcMar>
+              <w:top w:type="dxa" w:w="80"/>
+              <w:left w:type="dxa" w:w="120"/>
+              <w:bottom w:type="dxa" w:w="80"/>
+              <w:right w:type="dxa" w:w="120"/>
+            </w:tcMar>
+          </w:tcPr>
+          <w:p>
+            <w:pPr>
+              <w:jc w:val="left"/>
+            </w:pPr>
+            <w:r>
+              <w:rPr>
+                <w:rFonts w:ascii="Arial" w:cs="Arial" w:eastAsia="Arial" w:hAnsi="Arial"/>
+                <w:b w:val="false"/>
+                <w:bCs w:val="false"/>
+                <w:color w:val="2D3748"/>
+                <w:sz w:val="18"/>
+                <w:szCs w:val="18"/>
+              </w:rPr>
+              <w:t xml:space="preserve">$5.28</w:t>
+            </w:r>
+          </w:p>
+        </w:tc>
+        <w:tc>
+          <w:tcPr>
+            <w:tcW w:type="dxa" w:w="2520"/>
+            <w:tcBorders>
+              <w:top w:val="single" w:color="CBD5E0" w:sz="1"/>
+              <w:left w:val="single" w:color="CBD5E0" w:sz="1"/>
+              <w:bottom w:val="single" w:color="CBD5E0" w:sz="1"/>
+              <w:right w:val="single" w:color="CBD5E0" w:sz="1"/>
+            </w:tcBorders>
+            <w:shd w:fill="FFFFFF" w:val="clear"/>
+            <w:tcMar>
+              <w:top w:type="dxa" w:w="80"/>
+              <w:left w:type="dxa" w:w="120"/>
+              <w:bottom w:type="dxa" w:w="80"/>
+              <w:right w:type="dxa" w:w="120"/>
+            </w:tcMar>
+          </w:tcPr>
+          <w:p>
+            <w:pPr>
+              <w:jc w:val="left"/>
+            </w:pPr>
+            <w:r>
+              <w:rPr>
+                <w:rFonts w:ascii="Arial" w:cs="Arial" w:eastAsia="Arial" w:hAnsi="Arial"/>
+                <w:b w:val="false"/>
+                <w:bCs w:val="false"/>
+                <w:color w:val="2D3748"/>
+                <w:sz w:val="18"/>
+                <w:szCs w:val="18"/>
+              </w:rPr>
+              <w:t xml:space="preserve">AWS 10.5% cheaper</w:t>
+            </w:r>
+          </w:p>
+        </w:tc>
+      </w:tr>
+      <w:tr>
+        <w:tc>
+          <w:tcPr>
+            <w:tcW w:type="dxa" w:w="2520"/>
+            <w:tcBorders>
+              <w:top w:val="single" w:color="CBD5E0" w:sz="1"/>
+              <w:left w:val="single" w:color="CBD5E0" w:sz="1"/>
+              <w:bottom w:val="single" w:color="CBD5E0" w:sz="1"/>
+              <w:right w:val="single" w:color="CBD5E0" w:sz="1"/>
+            </w:tcBorders>
+            <w:shd w:fill="F7FAFC" w:val="clear"/>
+            <w:tcMar>
+              <w:top w:type="dxa" w:w="80"/>
+              <w:left w:type="dxa" w:w="120"/>
+              <w:bottom w:type="dxa" w:w="80"/>
+              <w:right w:type="dxa" w:w="120"/>
+            </w:tcMar>
+          </w:tcPr>
+          <w:p>
+            <w:pPr>
+              <w:jc w:val="left"/>
+            </w:pPr>
+            <w:r>
+              <w:rPr>
+                <w:rFonts w:ascii="Arial" w:cs="Arial" w:eastAsia="Arial" w:hAnsi="Arial"/>
+                <w:b/>
+                <w:bCs/>
+                <w:color w:val="2D3748"/>
+                <w:sz w:val="18"/>
+                <w:szCs w:val="18"/>
+              </w:rPr>
+              <w:t xml:space="preserve">Europe (Ireland/Netherlands)</w:t>
+            </w:r>
+          </w:p>
+        </w:tc>
+        <w:tc>
+          <w:tcPr>
+            <w:tcW w:type="dxa" w:w="1440"/>
+            <w:tcBorders>
+              <w:top w:val="single" w:color="CBD5E0" w:sz="1"/>
+              <w:left w:val="single" w:color="CBD5E0" w:sz="1"/>
+              <w:bottom w:val="single" w:color="CBD5E0" w:sz="1"/>
+              <w:right w:val="single" w:color="CBD5E0" w:sz="1"/>
+            </w:tcBorders>
+            <w:shd w:fill="F7FAFC" w:val="clear"/>
+            <w:tcMar>
+              <w:top w:type="dxa" w:w="80"/>
+              <w:left w:type="dxa" w:w="120"/>
+              <w:bottom w:type="dxa" w:w="80"/>
+              <w:right w:type="dxa" w:w="120"/>
+            </w:tcMar>
+          </w:tcPr>
+          <w:p>
+            <w:pPr>
+              <w:jc w:val="left"/>
+            </w:pPr>
+            <w:r>
+              <w:rPr>
+                <w:rFonts w:ascii="Arial" w:cs="Arial" w:eastAsia="Arial" w:hAnsi="Arial"/>
+                <w:b w:val="false"/>
+                <w:bCs w:val="false"/>
+                <w:color w:val="2D3748"/>
+                <w:sz w:val="18"/>
+                <w:szCs w:val="18"/>
+              </w:rPr>
+              <w:t xml:space="preserve">$49.12</w:t>
+            </w:r>
+          </w:p>
+        </w:tc>
+        <w:tc>
+          <w:tcPr>
+            <w:tcW w:type="dxa" w:w="1440"/>
+            <w:tcBorders>
+              <w:top w:val="single" w:color="CBD5E0" w:sz="1"/>
+              <w:left w:val="single" w:color="CBD5E0" w:sz="1"/>
+              <w:bottom w:val="single" w:color="CBD5E0" w:sz="1"/>
+              <w:right w:val="single" w:color="CBD5E0" w:sz="1"/>
+            </w:tcBorders>
+            <w:shd w:fill="F7FAFC" w:val="clear"/>
+            <w:tcMar>
+              <w:top w:type="dxa" w:w="80"/>
+              <w:left w:type="dxa" w:w="120"/>
+              <w:bottom w:type="dxa" w:w="80"/>
+              <w:right w:type="dxa" w:w="120"/>
+            </w:tcMar>
+          </w:tcPr>
+          <w:p>
+            <w:pPr>
+              <w:jc w:val="left"/>
+            </w:pPr>
+            <w:r>
+              <w:rPr>
+                <w:rFonts w:ascii="Arial" w:cs="Arial" w:eastAsia="Arial" w:hAnsi="Arial"/>
+                <w:b w:val="false"/>
+                <w:bCs w:val="false"/>
+                <w:color w:val="2D3748"/>
+                <w:sz w:val="18"/>
+                <w:szCs w:val="18"/>
+              </w:rPr>
+              <w:t xml:space="preserve">$57.87</w:t>
+            </w:r>
+          </w:p>
+        </w:tc>
+        <w:tc>
+          <w:tcPr>
+            <w:tcW w:type="dxa" w:w="1440"/>
+            <w:tcBorders>
+              <w:top w:val="single" w:color="CBD5E0" w:sz="1"/>
+              <w:left w:val="single" w:color="CBD5E0" w:sz="1"/>
+              <w:bottom w:val="single" w:color="CBD5E0" w:sz="1"/>
+              <w:right w:val="single" w:color="CBD5E0" w:sz="1"/>
+            </w:tcBorders>
+            <w:shd w:fill="F7FAFC" w:val="clear"/>
+            <w:tcMar>
+              <w:top w:type="dxa" w:w="80"/>
+              <w:left w:type="dxa" w:w="120"/>
+              <w:bottom w:type="dxa" w:w="80"/>
+              <w:right w:type="dxa" w:w="120"/>
+            </w:tcMar>
+          </w:tcPr>
+          <w:p>
+            <w:pPr>
+              <w:jc w:val="left"/>
+            </w:pPr>
+            <w:r>
+              <w:rPr>
+                <w:rFonts w:ascii="Arial" w:cs="Arial" w:eastAsia="Arial" w:hAnsi="Arial"/>
+                <w:b w:val="false"/>
+                <w:bCs w:val="false"/>
+                <w:color w:val="2D3748"/>
+                <w:sz w:val="18"/>
+                <w:szCs w:val="18"/>
+              </w:rPr>
+              <w:t xml:space="preserve">$8.75</w:t>
+            </w:r>
+          </w:p>
+        </w:tc>
+        <w:tc>
+          <w:tcPr>
+            <w:tcW w:type="dxa" w:w="2520"/>
+            <w:tcBorders>
+              <w:top w:val="single" w:color="CBD5E0" w:sz="1"/>
+              <w:left w:val="single" w:color="CBD5E0" w:sz="1"/>
+              <w:bottom w:val="single" w:color="CBD5E0" w:sz="1"/>
+              <w:right w:val="single" w:color="CBD5E0" w:sz="1"/>
+            </w:tcBorders>
+            <w:shd w:fill="F7FAFC" w:val="clear"/>
+            <w:tcMar>
+              <w:top w:type="dxa" w:w="80"/>
+              <w:left w:type="dxa" w:w="120"/>
+              <w:bottom w:type="dxa" w:w="80"/>
+              <w:right w:type="dxa" w:w="120"/>
+            </w:tcMar>
+          </w:tcPr>
+          <w:p>
+            <w:pPr>
+              <w:jc w:val="left"/>
+            </w:pPr>
+            <w:r>
+              <w:rPr>
+                <w:rFonts w:ascii="Arial" w:cs="Arial" w:eastAsia="Arial" w:hAnsi="Arial"/>
+                <w:b w:val="false"/>
+                <w:bCs w:val="false"/>
+                <w:color w:val="2D3748"/>
+                <w:sz w:val="18"/>
+                <w:szCs w:val="18"/>
+              </w:rPr>
+              <w:t xml:space="preserve">AWS 15.1% cheaper</w:t>
+            </w:r>
+          </w:p>
+        </w:tc>
+      </w:tr>
+      <w:tr>
+        <w:tc>
+          <w:tcPr>
+            <w:tcW w:type="dxa" w:w="2520"/>
+            <w:tcBorders>
+              <w:top w:val="single" w:color="CBD5E0" w:sz="1"/>
+              <w:left w:val="single" w:color="CBD5E0" w:sz="1"/>
+              <w:bottom w:val="single" w:color="CBD5E0" w:sz="1"/>
+              <w:right w:val="single" w:color="CBD5E0" w:sz="1"/>
+            </w:tcBorders>
+            <w:shd w:fill="FFFFFF" w:val="clear"/>
+            <w:tcMar>
+              <w:top w:type="dxa" w:w="80"/>
+              <w:left w:type="dxa" w:w="120"/>
+              <w:bottom w:type="dxa" w:w="80"/>
+              <w:right w:type="dxa" w:w="120"/>
+            </w:tcMar>
+          </w:tcPr>
+          <w:p>
+            <w:pPr>
+              <w:jc w:val="left"/>
+            </w:pPr>
+            <w:r>
+              <w:rPr>
+                <w:rFonts w:ascii="Arial" w:cs="Arial" w:eastAsia="Arial" w:hAnsi="Arial"/>
+                <w:b/>
+                <w:bCs/>
+                <w:color w:val="2D3748"/>
+                <w:sz w:val="18"/>
+                <w:szCs w:val="18"/>
+              </w:rPr>
+              <w:t xml:space="preserve">Asia Pacific (Singapore)</w:t>
+            </w:r>
+          </w:p>
+        </w:tc>
+        <w:tc>
+          <w:tcPr>
+            <w:tcW w:type="dxa" w:w="1440"/>
+            <w:tcBorders>
+              <w:top w:val="single" w:color="CBD5E0" w:sz="1"/>
+              <w:left w:val="single" w:color="CBD5E0" w:sz="1"/>
+              <w:bottom w:val="single" w:color="CBD5E0" w:sz="1"/>
+              <w:right w:val="single" w:color="CBD5E0" w:sz="1"/>
+            </w:tcBorders>
+            <w:shd w:fill="FFFFFF" w:val="clear"/>
+            <w:tcMar>
+              <w:top w:type="dxa" w:w="80"/>
+              <w:left w:type="dxa" w:w="120"/>
+              <w:bottom w:type="dxa" w:w="80"/>
+              <w:right w:type="dxa" w:w="120"/>
+            </w:tcMar>
+          </w:tcPr>
+          <w:p>
+            <w:pPr>
+              <w:jc w:val="left"/>
+            </w:pPr>
+            <w:r>
+              <w:rPr>
+                <w:rFonts w:ascii="Arial" w:cs="Arial" w:eastAsia="Arial" w:hAnsi="Arial"/>
+                <w:b w:val="false"/>
+                <w:bCs w:val="false"/>
+                <w:color w:val="2D3748"/>
+                <w:sz w:val="18"/>
+                <w:szCs w:val="18"/>
+              </w:rPr>
+              <w:t xml:space="preserve">$57.84</w:t>
+            </w:r>
+          </w:p>
+        </w:tc>
+        <w:tc>
+          <w:tcPr>
+            <w:tcW w:type="dxa" w:w="1440"/>
+            <w:tcBorders>
+              <w:top w:val="single" w:color="CBD5E0" w:sz="1"/>
+              <w:left w:val="single" w:color="CBD5E0" w:sz="1"/>
+              <w:bottom w:val="single" w:color="CBD5E0" w:sz="1"/>
+              <w:right w:val="single" w:color="CBD5E0" w:sz="1"/>
+            </w:tcBorders>
+            <w:shd w:fill="FFFFFF" w:val="clear"/>
+            <w:tcMar>
+              <w:top w:type="dxa" w:w="80"/>
+              <w:left w:type="dxa" w:w="120"/>
+              <w:bottom w:type="dxa" w:w="80"/>
+              <w:right w:type="dxa" w:w="120"/>
+            </w:tcMar>
+          </w:tcPr>
+          <w:p>
+            <w:pPr>
+              <w:jc w:val="left"/>
+            </w:pPr>
+            <w:r>
+              <w:rPr>
+                <w:rFonts w:ascii="Arial" w:cs="Arial" w:eastAsia="Arial" w:hAnsi="Arial"/>
+                <w:b w:val="false"/>
+                <w:bCs w:val="false"/>
+                <w:color w:val="2D3748"/>
+                <w:sz w:val="18"/>
+                <w:szCs w:val="18"/>
+              </w:rPr>
+              <w:t xml:space="preserve">$60.99</w:t>
+            </w:r>
+          </w:p>
+        </w:tc>
+        <w:tc>
+          <w:tcPr>
+            <w:tcW w:type="dxa" w:w="1440"/>
+            <w:tcBorders>
+              <w:top w:val="single" w:color="CBD5E0" w:sz="1"/>
+              <w:left w:val="single" w:color="CBD5E0" w:sz="1"/>
+              <w:bottom w:val="single" w:color="CBD5E0" w:sz="1"/>
+              <w:right w:val="single" w:color="CBD5E0" w:sz="1"/>
+            </w:tcBorders>
+            <w:shd w:fill="FFFFFF" w:val="clear"/>
+            <w:tcMar>
+              <w:top w:type="dxa" w:w="80"/>
+              <w:left w:type="dxa" w:w="120"/>
+              <w:bottom w:type="dxa" w:w="80"/>
+              <w:right w:type="dxa" w:w="120"/>
+            </w:tcMar>
+          </w:tcPr>
+          <w:p>
+            <w:pPr>
+              <w:jc w:val="left"/>
+            </w:pPr>
+            <w:r>
+              <w:rPr>
+                <w:rFonts w:ascii="Arial" w:cs="Arial" w:eastAsia="Arial" w:hAnsi="Arial"/>
+                <w:b w:val="false"/>
+                <w:bCs w:val="false"/>
+                <w:color w:val="2D3748"/>
+                <w:sz w:val="18"/>
+                <w:szCs w:val="18"/>
+              </w:rPr>
+              <w:t xml:space="preserve">$3.15</w:t>
+            </w:r>
+          </w:p>
+        </w:tc>
+        <w:tc>
+          <w:tcPr>
+            <w:tcW w:type="dxa" w:w="2520"/>
+            <w:tcBorders>
+              <w:top w:val="single" w:color="CBD5E0" w:sz="1"/>
+              <w:left w:val="single" w:color="CBD5E0" w:sz="1"/>
+              <w:bottom w:val="single" w:color="CBD5E0" w:sz="1"/>
+              <w:right w:val="single" w:color="CBD5E0" w:sz="1"/>
+            </w:tcBorders>
+            <w:shd w:fill="FFFFFF" w:val="clear"/>
+            <w:tcMar>
+              <w:top w:type="dxa" w:w="80"/>
+              <w:left w:type="dxa" w:w="120"/>
+              <w:bottom w:type="dxa" w:w="80"/>
+              <w:right w:type="dxa" w:w="120"/>
+            </w:tcMar>
+          </w:tcPr>
+          <w:p>
+            <w:pPr>
+              <w:jc w:val="left"/>
+            </w:pPr>
+            <w:r>
+              <w:rPr>
+                <w:rFonts w:ascii="Arial" w:cs="Arial" w:eastAsia="Arial" w:hAnsi="Arial"/>
+                <w:b w:val="false"/>
+                <w:bCs w:val="false"/>
+                <w:color w:val="2D3748"/>
+                <w:sz w:val="18"/>
+                <w:szCs w:val="18"/>
+              </w:rPr>
+              <w:t xml:space="preserve">AWS 5.2% cheaper</w:t>
+            </w:r>
+          </w:p>
+        </w:tc>
+      </w:tr>
+      <w:tr>
+        <w:tc>
+          <w:tcPr>
+            <w:tcW w:type="dxa" w:w="2520"/>
+            <w:tcBorders>
+              <w:top w:val="single" w:color="CBD5E0" w:sz="1"/>
+              <w:left w:val="single" w:color="CBD5E0" w:sz="1"/>
+              <w:bottom w:val="single" w:color="CBD5E0" w:sz="1"/>
+              <w:right w:val="single" w:color="CBD5E0" w:sz="1"/>
+            </w:tcBorders>
+            <w:shd w:fill="F7FAFC" w:val="clear"/>
+            <w:tcMar>
+              <w:top w:type="dxa" w:w="80"/>
+              <w:left w:type="dxa" w:w="120"/>
+              <w:bottom w:type="dxa" w:w="80"/>
+              <w:right w:type="dxa" w:w="120"/>
+            </w:tcMar>
+          </w:tcPr>
+          <w:p>
+            <w:pPr>
+              <w:jc w:val="left"/>
+            </w:pPr>
+            <w:r>
+              <w:rPr>
+                <w:rFonts w:ascii="Arial" w:cs="Arial" w:eastAsia="Arial" w:hAnsi="Arial"/>
+                <w:b/>
+                <w:bCs/>
+                <w:color w:val="2D3748"/>
+                <w:sz w:val="18"/>
+                <w:szCs w:val="18"/>
+              </w:rPr>
+              <w:t xml:space="preserve">Average all regions</w:t>
+            </w:r>
+          </w:p>
+        </w:tc>
+        <w:tc>
+          <w:tcPr>
+            <w:tcW w:type="dxa" w:w="1440"/>
+            <w:tcBorders>
+              <w:top w:val="single" w:color="CBD5E0" w:sz="1"/>
+              <w:left w:val="single" w:color="CBD5E0" w:sz="1"/>
+              <w:bottom w:val="single" w:color="CBD5E0" w:sz="1"/>
+              <w:right w:val="single" w:color="CBD5E0" w:sz="1"/>
+            </w:tcBorders>
+            <w:shd w:fill="F7FAFC" w:val="clear"/>
+            <w:tcMar>
+              <w:top w:type="dxa" w:w="80"/>
+              <w:left w:type="dxa" w:w="120"/>
+              <w:bottom w:type="dxa" w:w="80"/>
+              <w:right w:type="dxa" w:w="120"/>
+            </w:tcMar>
+          </w:tcPr>
+          <w:p>
+            <w:pPr>
+              <w:jc w:val="left"/>
+            </w:pPr>
+            <w:r>
+              <w:rPr>
+                <w:rFonts w:ascii="Arial" w:cs="Arial" w:eastAsia="Arial" w:hAnsi="Arial"/>
+                <w:b w:val="false"/>
+                <w:bCs w:val="false"/>
+                <w:color w:val="2D3748"/>
+                <w:sz w:val="18"/>
+                <w:szCs w:val="18"/>
+              </w:rPr>
+              <w:t xml:space="preserve">$50.61</w:t>
+            </w:r>
+          </w:p>
+        </w:tc>
+        <w:tc>
+          <w:tcPr>
+            <w:tcW w:type="dxa" w:w="1440"/>
+            <w:tcBorders>
+              <w:top w:val="single" w:color="CBD5E0" w:sz="1"/>
+              <w:left w:val="single" w:color="CBD5E0" w:sz="1"/>
+              <w:bottom w:val="single" w:color="CBD5E0" w:sz="1"/>
+              <w:right w:val="single" w:color="CBD5E0" w:sz="1"/>
+            </w:tcBorders>
+            <w:shd w:fill="F7FAFC" w:val="clear"/>
+            <w:tcMar>
+              <w:top w:type="dxa" w:w="80"/>
+              <w:left w:type="dxa" w:w="120"/>
+              <w:bottom w:type="dxa" w:w="80"/>
+              <w:right w:type="dxa" w:w="120"/>
+            </w:tcMar>
+          </w:tcPr>
+          <w:p>
+            <w:pPr>
+              <w:jc w:val="left"/>
+            </w:pPr>
+            <w:r>
+              <w:rPr>
+                <w:rFonts w:ascii="Arial" w:cs="Arial" w:eastAsia="Arial" w:hAnsi="Arial"/>
+                <w:b w:val="false"/>
+                <w:bCs w:val="false"/>
+                <w:color w:val="2D3748"/>
+                <w:sz w:val="18"/>
+                <w:szCs w:val="18"/>
+              </w:rPr>
+              <w:t xml:space="preserve">$56.33</w:t>
+            </w:r>
+          </w:p>
+        </w:tc>
+        <w:tc>
+          <w:tcPr>
+            <w:tcW w:type="dxa" w:w="1440"/>
+            <w:tcBorders>
+              <w:top w:val="single" w:color="CBD5E0" w:sz="1"/>
+              <w:left w:val="single" w:color="CBD5E0" w:sz="1"/>
+              <w:bottom w:val="single" w:color="CBD5E0" w:sz="1"/>
+              <w:right w:val="single" w:color="CBD5E0" w:sz="1"/>
+            </w:tcBorders>
+            <w:shd w:fill="F7FAFC" w:val="clear"/>
+            <w:tcMar>
+              <w:top w:type="dxa" w:w="80"/>
+              <w:left w:type="dxa" w:w="120"/>
+              <w:bottom w:type="dxa" w:w="80"/>
+              <w:right w:type="dxa" w:w="120"/>
+            </w:tcMar>
+          </w:tcPr>
+          <w:p>
+            <w:pPr>
+              <w:jc w:val="left"/>
+            </w:pPr>
+            <w:r>
+              <w:rPr>
+                <w:rFonts w:ascii="Arial" w:cs="Arial" w:eastAsia="Arial" w:hAnsi="Arial"/>
+                <w:b w:val="false"/>
+                <w:bCs w:val="false"/>
+                <w:color w:val="2D3748"/>
+                <w:sz w:val="18"/>
+                <w:szCs w:val="18"/>
+              </w:rPr>
+              <w:t xml:space="preserve">$5.72</w:t>
+            </w:r>
+          </w:p>
+        </w:tc>
+        <w:tc>
+          <w:tcPr>
+            <w:tcW w:type="dxa" w:w="2520"/>
+            <w:tcBorders>
+              <w:top w:val="single" w:color="CBD5E0" w:sz="1"/>
+              <w:left w:val="single" w:color="CBD5E0" w:sz="1"/>
+              <w:bottom w:val="single" w:color="CBD5E0" w:sz="1"/>
+              <w:right w:val="single" w:color="CBD5E0" w:sz="1"/>
+            </w:tcBorders>
+            <w:shd w:fill="F7FAFC" w:val="clear"/>
+            <w:tcMar>
+              <w:top w:type="dxa" w:w="80"/>
+              <w:left w:type="dxa" w:w="120"/>
+              <w:bottom w:type="dxa" w:w="80"/>
+              <w:right w:type="dxa" w:w="120"/>
+            </w:tcMar>
+          </w:tcPr>
+          <w:p>
+            <w:pPr>
+              <w:jc w:val="left"/>
+            </w:pPr>
+            <w:r>
+              <w:rPr>
+                <w:rFonts w:ascii="Arial" w:cs="Arial" w:eastAsia="Arial" w:hAnsi="Arial"/>
+                <w:b w:val="false"/>
+                <w:bCs w:val="false"/>
+                <w:color w:val="2D3748"/>
+                <w:sz w:val="18"/>
+                <w:szCs w:val="18"/>
+              </w:rPr>
+              <w:t xml:space="preserve">AWS 10.2% cheaper</w:t>
+            </w:r>
+          </w:p>
+        </w:tc>
+      </w:tr>
+    </w:tbl>
+    <w:p>
+      <w:pPr>
+        <w:spacing w:after="0" w:before="120"/>
+      </w:pPr>
+      <w:r>
+        <w:rPr>
+          <w:sz w:val="20"/>
+          <w:szCs w:val="20"/>
+        </w:rPr>
+        <w:t xml:space="preserve"/>
+      </w:r>
+    </w:p>
+    <w:p>
+      <w:pPr>
+        <w:spacing w:after="80" w:before="60"/>
+      </w:pPr>
+      <w:r>
+        <w:rPr>
+          <w:rFonts w:ascii="Arial" w:cs="Arial" w:eastAsia="Arial" w:hAnsi="Arial"/>
+          <w:color w:val="2D3748"/>
+          <w:sz w:val="20"/>
+          <w:szCs w:val="20"/>
+        </w:rPr>
+        <w:t xml:space="preserve">Key findings: US East is cheapest on both platforms. Europe adds 10-15% premium due to GDPR infrastructure. Asia Pacific egress favours Azure ($0.087/GB vs AWS $0.12/GB) — for 1 TB/month egress in Singapore, Azure saves $405/year.</w:t>
       </w:r>
     </w:p>
     <w:p>
